--- a/Iniciación WEB.docx
+++ b/Iniciación WEB.docx
@@ -85,11 +85,522 @@
       <w:proofErr w:type="spellEnd"/>
     </w:p>
     <w:p>
-      <w:pPr>
-        <w:rPr>
-          <w:lang w:val="es-MX"/>
-        </w:rPr>
-      </w:pPr>
+      <w:r>
+        <w:t>-</w:t>
+      </w:r>
+      <w:r>
+        <w:t>Cada vez que hagas cambios importantes:</w:t>
+      </w:r>
+    </w:p>
+    <w:p>
+      <w:proofErr w:type="spellStart"/>
+      <w:r>
+        <w:t>git</w:t>
+      </w:r>
+      <w:proofErr w:type="spellEnd"/>
+      <w:r>
+        <w:t xml:space="preserve"> </w:t>
+      </w:r>
+      <w:proofErr w:type="spellStart"/>
+      <w:proofErr w:type="gramStart"/>
+      <w:r>
+        <w:t>add</w:t>
+      </w:r>
+      <w:proofErr w:type="spellEnd"/>
+      <w:r>
+        <w:t xml:space="preserve"> .</w:t>
+      </w:r>
+      <w:proofErr w:type="gramEnd"/>
+      <w:r>
+        <w:br/>
+      </w:r>
+      <w:proofErr w:type="spellStart"/>
+      <w:r>
+        <w:t>git</w:t>
+      </w:r>
+      <w:proofErr w:type="spellEnd"/>
+      <w:r>
+        <w:t xml:space="preserve"> </w:t>
+      </w:r>
+      <w:proofErr w:type="spellStart"/>
+      <w:r>
+        <w:t>commit</w:t>
+      </w:r>
+      <w:proofErr w:type="spellEnd"/>
+      <w:r>
+        <w:t xml:space="preserve"> -m "</w:t>
+      </w:r>
+      <w:r>
+        <w:t>cambio logo</w:t>
+      </w:r>
+      <w:r>
+        <w:t>"</w:t>
+      </w:r>
+      <w:r>
+        <w:br/>
+      </w:r>
+      <w:proofErr w:type="spellStart"/>
+      <w:r>
+        <w:t>git</w:t>
+      </w:r>
+      <w:proofErr w:type="spellEnd"/>
+      <w:r>
+        <w:t xml:space="preserve"> </w:t>
+      </w:r>
+      <w:proofErr w:type="spellStart"/>
+      <w:r>
+        <w:t>push</w:t>
+      </w:r>
+      <w:proofErr w:type="spellEnd"/>
+    </w:p>
+    <w:p>
+      <w:pPr>
+        <w:rPr>
+          <w:lang w:val="es-MX"/>
+        </w:rPr>
+      </w:pPr>
+    </w:p>
+    <w:p>
+      <w:pPr>
+        <w:rPr>
+          <w:lang w:val="es-MX"/>
+        </w:rPr>
+      </w:pPr>
+      <w:r>
+        <w:rPr>
+          <w:lang w:val="es-MX"/>
+        </w:rPr>
+        <w:t>Estructura general de la web:</w:t>
+      </w:r>
+    </w:p>
+    <w:p>
+      <w:pPr>
+        <w:rPr>
+          <w:b/>
+          <w:bCs/>
+        </w:rPr>
+      </w:pPr>
+      <w:r>
+        <w:rPr>
+          <w:b/>
+          <w:bCs/>
+        </w:rPr>
+        <w:t>1. Página principal</w:t>
+      </w:r>
+    </w:p>
+    <w:p>
+      <w:r>
+        <w:t>Cópialo completo:</w:t>
+      </w:r>
+    </w:p>
+    <w:p>
+      <w:pPr>
+        <w:numPr>
+          <w:ilvl w:val="0"/>
+          <w:numId w:val="1"/>
+        </w:numPr>
+      </w:pPr>
+      <w:r>
+        <w:t>app/</w:t>
+      </w:r>
+      <w:proofErr w:type="spellStart"/>
+      <w:r>
+        <w:t>page.tsx</w:t>
+      </w:r>
+      <w:proofErr w:type="spellEnd"/>
+      <w:r>
+        <w:t xml:space="preserve"> </w:t>
+      </w:r>
+    </w:p>
+    <w:p>
+      <w:pPr>
+        <w:rPr>
+          <w:b/>
+          <w:bCs/>
+        </w:rPr>
+      </w:pPr>
+      <w:r>
+        <w:rPr>
+          <w:b/>
+          <w:bCs/>
+        </w:rPr>
+        <w:t xml:space="preserve">2. </w:t>
+      </w:r>
+      <w:proofErr w:type="spellStart"/>
+      <w:r>
+        <w:rPr>
+          <w:b/>
+          <w:bCs/>
+        </w:rPr>
+        <w:t>Layout</w:t>
+      </w:r>
+      <w:proofErr w:type="spellEnd"/>
+      <w:r>
+        <w:rPr>
+          <w:b/>
+          <w:bCs/>
+        </w:rPr>
+        <w:t xml:space="preserve"> general</w:t>
+      </w:r>
+    </w:p>
+    <w:p>
+      <w:r>
+        <w:t xml:space="preserve">Para ver estructura, tipografía y </w:t>
+      </w:r>
+      <w:proofErr w:type="spellStart"/>
+      <w:r>
+        <w:t>metadata</w:t>
+      </w:r>
+      <w:proofErr w:type="spellEnd"/>
+      <w:r>
+        <w:t>:</w:t>
+      </w:r>
+    </w:p>
+    <w:p>
+      <w:pPr>
+        <w:numPr>
+          <w:ilvl w:val="0"/>
+          <w:numId w:val="2"/>
+        </w:numPr>
+      </w:pPr>
+      <w:r>
+        <w:t>app/</w:t>
+      </w:r>
+      <w:proofErr w:type="spellStart"/>
+      <w:r>
+        <w:t>layout.tsx</w:t>
+      </w:r>
+      <w:proofErr w:type="spellEnd"/>
+      <w:r>
+        <w:t xml:space="preserve"> </w:t>
+      </w:r>
+    </w:p>
+    <w:p>
+      <w:pPr>
+        <w:rPr>
+          <w:b/>
+          <w:bCs/>
+        </w:rPr>
+      </w:pPr>
+      <w:r>
+        <w:rPr>
+          <w:b/>
+          <w:bCs/>
+        </w:rPr>
+        <w:t>3. Estilos globales</w:t>
+      </w:r>
+    </w:p>
+    <w:p>
+      <w:r>
+        <w:t>Para entender colores, fondos y estilos base:</w:t>
+      </w:r>
+    </w:p>
+    <w:p>
+      <w:pPr>
+        <w:numPr>
+          <w:ilvl w:val="0"/>
+          <w:numId w:val="3"/>
+        </w:numPr>
+      </w:pPr>
+      <w:r>
+        <w:t xml:space="preserve">app/globals.css </w:t>
+      </w:r>
+    </w:p>
+    <w:p>
+      <w:pPr>
+        <w:rPr>
+          <w:b/>
+          <w:bCs/>
+        </w:rPr>
+      </w:pPr>
+      <w:r>
+        <w:rPr>
+          <w:b/>
+          <w:bCs/>
+        </w:rPr>
+        <w:t xml:space="preserve">4. Componentes usados en </w:t>
+      </w:r>
+      <w:proofErr w:type="gramStart"/>
+      <w:r>
+        <w:rPr>
+          <w:b/>
+          <w:bCs/>
+        </w:rPr>
+        <w:t>la home</w:t>
+      </w:r>
+      <w:proofErr w:type="gramEnd"/>
+    </w:p>
+    <w:p>
+      <w:r>
+        <w:t>Si tu app/</w:t>
+      </w:r>
+      <w:proofErr w:type="spellStart"/>
+      <w:r>
+        <w:t>page.tsx</w:t>
+      </w:r>
+      <w:proofErr w:type="spellEnd"/>
+      <w:r>
+        <w:t xml:space="preserve"> llama componentes, entonces también necesito esos archivos. Por ejemplo, si ves </w:t>
+      </w:r>
+      <w:proofErr w:type="spellStart"/>
+      <w:r>
+        <w:t>imports</w:t>
+      </w:r>
+      <w:proofErr w:type="spellEnd"/>
+      <w:r>
+        <w:t xml:space="preserve"> como:</w:t>
+      </w:r>
+    </w:p>
+    <w:p>
+      <w:proofErr w:type="spellStart"/>
+      <w:r>
+        <w:t>import</w:t>
+      </w:r>
+      <w:proofErr w:type="spellEnd"/>
+      <w:r>
+        <w:t xml:space="preserve"> Hero </w:t>
+      </w:r>
+      <w:proofErr w:type="spellStart"/>
+      <w:r>
+        <w:t>from</w:t>
+      </w:r>
+      <w:proofErr w:type="spellEnd"/>
+      <w:r>
+        <w:t xml:space="preserve"> "@/</w:t>
+      </w:r>
+      <w:proofErr w:type="spellStart"/>
+      <w:r>
+        <w:t>components</w:t>
+      </w:r>
+      <w:proofErr w:type="spellEnd"/>
+      <w:r>
+        <w:t>/Hero";</w:t>
+      </w:r>
+      <w:r>
+        <w:br/>
+      </w:r>
+      <w:proofErr w:type="spellStart"/>
+      <w:r>
+        <w:t>import</w:t>
+      </w:r>
+      <w:proofErr w:type="spellEnd"/>
+      <w:r>
+        <w:t xml:space="preserve"> </w:t>
+      </w:r>
+      <w:proofErr w:type="spellStart"/>
+      <w:r>
+        <w:t>Navbar</w:t>
+      </w:r>
+      <w:proofErr w:type="spellEnd"/>
+      <w:r>
+        <w:t xml:space="preserve"> </w:t>
+      </w:r>
+      <w:proofErr w:type="spellStart"/>
+      <w:r>
+        <w:t>from</w:t>
+      </w:r>
+      <w:proofErr w:type="spellEnd"/>
+      <w:r>
+        <w:t xml:space="preserve"> "@/</w:t>
+      </w:r>
+      <w:proofErr w:type="spellStart"/>
+      <w:r>
+        <w:t>components</w:t>
+      </w:r>
+      <w:proofErr w:type="spellEnd"/>
+      <w:r>
+        <w:t>/</w:t>
+      </w:r>
+      <w:proofErr w:type="spellStart"/>
+      <w:r>
+        <w:t>Navbar</w:t>
+      </w:r>
+      <w:proofErr w:type="spellEnd"/>
+      <w:r>
+        <w:t>";</w:t>
+      </w:r>
+    </w:p>
+    <w:p>
+      <w:r>
+        <w:t>entonces me copias también:</w:t>
+      </w:r>
+    </w:p>
+    <w:p>
+      <w:pPr>
+        <w:numPr>
+          <w:ilvl w:val="0"/>
+          <w:numId w:val="4"/>
+        </w:numPr>
+      </w:pPr>
+      <w:proofErr w:type="spellStart"/>
+      <w:r>
+        <w:t>components</w:t>
+      </w:r>
+      <w:proofErr w:type="spellEnd"/>
+      <w:r>
+        <w:t>/</w:t>
+      </w:r>
+      <w:proofErr w:type="spellStart"/>
+      <w:r>
+        <w:t>Hero.tsx</w:t>
+      </w:r>
+      <w:proofErr w:type="spellEnd"/>
+      <w:r>
+        <w:t xml:space="preserve"> </w:t>
+      </w:r>
+    </w:p>
+    <w:p>
+      <w:pPr>
+        <w:numPr>
+          <w:ilvl w:val="0"/>
+          <w:numId w:val="4"/>
+        </w:numPr>
+      </w:pPr>
+      <w:proofErr w:type="spellStart"/>
+      <w:r>
+        <w:t>components</w:t>
+      </w:r>
+      <w:proofErr w:type="spellEnd"/>
+      <w:r>
+        <w:t>/</w:t>
+      </w:r>
+      <w:proofErr w:type="spellStart"/>
+      <w:r>
+        <w:t>Navbar.tsx</w:t>
+      </w:r>
+      <w:proofErr w:type="spellEnd"/>
+      <w:r>
+        <w:t xml:space="preserve"> </w:t>
+      </w:r>
+    </w:p>
+    <w:p>
+      <w:pPr>
+        <w:rPr>
+          <w:b/>
+          <w:bCs/>
+        </w:rPr>
+      </w:pPr>
+      <w:r>
+        <w:rPr>
+          <w:b/>
+          <w:bCs/>
+        </w:rPr>
+        <w:lastRenderedPageBreak/>
+        <w:t>5. Configuración visual</w:t>
+      </w:r>
+    </w:p>
+    <w:p>
+      <w:r>
+        <w:t>Solo si existe:</w:t>
+      </w:r>
+    </w:p>
+    <w:p>
+      <w:pPr>
+        <w:numPr>
+          <w:ilvl w:val="0"/>
+          <w:numId w:val="5"/>
+        </w:numPr>
+      </w:pPr>
+      <w:proofErr w:type="spellStart"/>
+      <w:r>
+        <w:t>tailwind.config.ts</w:t>
+      </w:r>
+      <w:proofErr w:type="spellEnd"/>
+      <w:r>
+        <w:t xml:space="preserve"> </w:t>
+      </w:r>
+    </w:p>
+    <w:p>
+      <w:pPr>
+        <w:numPr>
+          <w:ilvl w:val="0"/>
+          <w:numId w:val="5"/>
+        </w:numPr>
+      </w:pPr>
+      <w:proofErr w:type="spellStart"/>
+      <w:proofErr w:type="gramStart"/>
+      <w:r>
+        <w:t>package.json</w:t>
+      </w:r>
+      <w:proofErr w:type="spellEnd"/>
+      <w:proofErr w:type="gramEnd"/>
+    </w:p>
+    <w:p>
+      <w:pPr>
+        <w:rPr>
+          <w:lang w:val="es-MX"/>
+        </w:rPr>
+      </w:pPr>
+    </w:p>
+    <w:p>
+      <w:pPr>
+        <w:rPr>
+          <w:u w:val="single"/>
+          <w:lang w:val="es-MX"/>
+        </w:rPr>
+      </w:pPr>
+      <w:r>
+        <w:rPr>
+          <w:u w:val="single"/>
+          <w:lang w:val="es-MX"/>
+        </w:rPr>
+        <w:t>Estructura Inicial</w:t>
+      </w:r>
+    </w:p>
+    <w:p>
+      <w:pPr>
+        <w:rPr>
+          <w:lang w:val="es-MX"/>
+        </w:rPr>
+      </w:pPr>
+      <w:r>
+        <w:rPr>
+          <w:lang w:val="es-MX"/>
+        </w:rPr>
+        <w:t>app/</w:t>
+      </w:r>
+      <w:proofErr w:type="spellStart"/>
+      <w:r>
+        <w:rPr>
+          <w:lang w:val="es-MX"/>
+        </w:rPr>
+        <w:t>page.tsx</w:t>
+      </w:r>
+      <w:proofErr w:type="spellEnd"/>
+    </w:p>
+    <w:p>
+      <w:pPr>
+        <w:rPr>
+          <w:lang w:val="es-MX"/>
+        </w:rPr>
+      </w:pPr>
+      <w:r>
+        <w:rPr>
+          <w:lang w:val="es-MX"/>
+        </w:rPr>
+        <w:t>app/</w:t>
+      </w:r>
+      <w:proofErr w:type="spellStart"/>
+      <w:r>
+        <w:rPr>
+          <w:lang w:val="es-MX"/>
+        </w:rPr>
+        <w:t>layout.tsx</w:t>
+      </w:r>
+      <w:proofErr w:type="spellEnd"/>
+    </w:p>
+    <w:p>
+      <w:pPr>
+        <w:rPr>
+          <w:lang w:val="es-MX"/>
+        </w:rPr>
+      </w:pPr>
+      <w:r>
+        <w:rPr>
+          <w:lang w:val="es-MX"/>
+        </w:rPr>
+        <w:t>app/globals.css</w:t>
+      </w:r>
     </w:p>
     <w:p>
       <w:pPr>
@@ -113,6 +624,771 @@
     </w:sectPr>
   </w:body>
 </w:document>
+</file>
+
+<file path=word/numbering.xml><?xml version="1.0" encoding="utf-8"?>
+<w:numbering xmlns:wpc="http://schemas.microsoft.com/office/word/2010/wordprocessingCanvas" xmlns:cx="http://schemas.microsoft.com/office/drawing/2014/chartex" xmlns:cx1="http://schemas.microsoft.com/office/drawing/2015/9/8/chartex" xmlns:cx2="http://schemas.microsoft.com/office/drawing/2015/10/21/chartex" xmlns:cx3="http://schemas.microsoft.com/office/drawing/2016/5/9/chartex" xmlns:cx4="http://schemas.microsoft.com/office/drawing/2016/5/10/chartex" xmlns:cx5="http://schemas.microsoft.com/office/drawing/2016/5/11/chartex" xmlns:cx6="http://schemas.microsoft.com/office/drawing/2016/5/12/chartex" xmlns:cx7="http://schemas.microsoft.com/office/drawing/2016/5/13/chartex" xmlns:cx8="http://schemas.microsoft.com/office/drawing/2016/5/14/chartex" xmlns:mc="http://schemas.openxmlformats.org/markup-compatibility/2006" xmlns:aink="http://schemas.microsoft.com/office/drawing/2016/ink" xmlns:am3d="http://schemas.microsoft.com/office/drawing/2017/model3d" xmlns:o="urn:schemas-microsoft-com:office:office" xmlns:oel="http://schemas.microsoft.com/office/2019/extlst" xmlns:r="http://schemas.openxmlformats.org/officeDocument/2006/relationships" xmlns:m="http://schemas.openxmlformats.org/officeDocument/2006/math" xmlns:v="urn:schemas-microsoft-com:vml" xmlns:wp14="http://schemas.microsoft.com/office/word/2010/wordprocessingDrawing" xmlns:wp="http://schemas.openxmlformats.org/drawingml/2006/wordprocessingDrawing" xmlns:w10="urn:schemas-microsoft-com:office:word" xmlns:w="http://schemas.openxmlformats.org/wordprocessingml/2006/main" xmlns:w14="http://schemas.microsoft.com/office/word/2010/wordml" xmlns:w15="http://schemas.microsoft.com/office/word/2012/wordml" xmlns:w16cex="http://schemas.microsoft.com/office/word/2018/wordml/cex" xmlns:w16cid="http://schemas.microsoft.com/office/word/2016/wordml/cid" xmlns:w16="http://schemas.microsoft.com/office/word/2018/wordml" xmlns:w16du="http://schemas.microsoft.com/office/word/2023/wordml/word16du" xmlns:w16sdtdh="http://schemas.microsoft.com/office/word/2020/wordml/sdtdatahash" xmlns:w16sdtfl="http://schemas.microsoft.com/office/word/2024/wordml/sdtformatlock" xmlns:w16se="http://schemas.microsoft.com/office/word/2015/wordml/symex" xmlns:wpg="http://schemas.microsoft.com/office/word/2010/wordprocessingGroup" xmlns:wpi="http://schemas.microsoft.com/office/word/2010/wordprocessingInk" xmlns:wne="http://schemas.microsoft.com/office/word/2006/wordml" xmlns:wps="http://schemas.microsoft.com/office/word/2010/wordprocessingShape" mc:Ignorable="w14 w15 w16se w16cid w16 w16cex w16sdtdh w16sdtfl w16du wp14">
+  <w:abstractNum w:abstractNumId="0" w15:restartNumberingAfterBreak="0">
+    <w:nsid w:val="07021379"/>
+    <w:multiLevelType w:val="multilevel"/>
+    <w:tmpl w:val="81DA098E"/>
+    <w:lvl w:ilvl="0">
+      <w:start w:val="1"/>
+      <w:numFmt w:val="bullet"/>
+      <w:lvlText w:val=""/>
+      <w:lvlJc w:val="left"/>
+      <w:pPr>
+        <w:tabs>
+          <w:tab w:val="num" w:pos="720"/>
+        </w:tabs>
+        <w:ind w:left="720" w:hanging="360"/>
+      </w:pPr>
+      <w:rPr>
+        <w:rFonts w:ascii="Symbol" w:hAnsi="Symbol" w:hint="default"/>
+        <w:sz w:val="20"/>
+      </w:rPr>
+    </w:lvl>
+    <w:lvl w:ilvl="1" w:tentative="1">
+      <w:start w:val="1"/>
+      <w:numFmt w:val="bullet"/>
+      <w:lvlText w:val="o"/>
+      <w:lvlJc w:val="left"/>
+      <w:pPr>
+        <w:tabs>
+          <w:tab w:val="num" w:pos="1440"/>
+        </w:tabs>
+        <w:ind w:left="1440" w:hanging="360"/>
+      </w:pPr>
+      <w:rPr>
+        <w:rFonts w:ascii="Courier New" w:hAnsi="Courier New" w:hint="default"/>
+        <w:sz w:val="20"/>
+      </w:rPr>
+    </w:lvl>
+    <w:lvl w:ilvl="2" w:tentative="1">
+      <w:start w:val="1"/>
+      <w:numFmt w:val="bullet"/>
+      <w:lvlText w:val=""/>
+      <w:lvlJc w:val="left"/>
+      <w:pPr>
+        <w:tabs>
+          <w:tab w:val="num" w:pos="2160"/>
+        </w:tabs>
+        <w:ind w:left="2160" w:hanging="360"/>
+      </w:pPr>
+      <w:rPr>
+        <w:rFonts w:ascii="Wingdings" w:hAnsi="Wingdings" w:hint="default"/>
+        <w:sz w:val="20"/>
+      </w:rPr>
+    </w:lvl>
+    <w:lvl w:ilvl="3" w:tentative="1">
+      <w:start w:val="1"/>
+      <w:numFmt w:val="bullet"/>
+      <w:lvlText w:val=""/>
+      <w:lvlJc w:val="left"/>
+      <w:pPr>
+        <w:tabs>
+          <w:tab w:val="num" w:pos="2880"/>
+        </w:tabs>
+        <w:ind w:left="2880" w:hanging="360"/>
+      </w:pPr>
+      <w:rPr>
+        <w:rFonts w:ascii="Wingdings" w:hAnsi="Wingdings" w:hint="default"/>
+        <w:sz w:val="20"/>
+      </w:rPr>
+    </w:lvl>
+    <w:lvl w:ilvl="4" w:tentative="1">
+      <w:start w:val="1"/>
+      <w:numFmt w:val="bullet"/>
+      <w:lvlText w:val=""/>
+      <w:lvlJc w:val="left"/>
+      <w:pPr>
+        <w:tabs>
+          <w:tab w:val="num" w:pos="3600"/>
+        </w:tabs>
+        <w:ind w:left="3600" w:hanging="360"/>
+      </w:pPr>
+      <w:rPr>
+        <w:rFonts w:ascii="Wingdings" w:hAnsi="Wingdings" w:hint="default"/>
+        <w:sz w:val="20"/>
+      </w:rPr>
+    </w:lvl>
+    <w:lvl w:ilvl="5" w:tentative="1">
+      <w:start w:val="1"/>
+      <w:numFmt w:val="bullet"/>
+      <w:lvlText w:val=""/>
+      <w:lvlJc w:val="left"/>
+      <w:pPr>
+        <w:tabs>
+          <w:tab w:val="num" w:pos="4320"/>
+        </w:tabs>
+        <w:ind w:left="4320" w:hanging="360"/>
+      </w:pPr>
+      <w:rPr>
+        <w:rFonts w:ascii="Wingdings" w:hAnsi="Wingdings" w:hint="default"/>
+        <w:sz w:val="20"/>
+      </w:rPr>
+    </w:lvl>
+    <w:lvl w:ilvl="6" w:tentative="1">
+      <w:start w:val="1"/>
+      <w:numFmt w:val="bullet"/>
+      <w:lvlText w:val=""/>
+      <w:lvlJc w:val="left"/>
+      <w:pPr>
+        <w:tabs>
+          <w:tab w:val="num" w:pos="5040"/>
+        </w:tabs>
+        <w:ind w:left="5040" w:hanging="360"/>
+      </w:pPr>
+      <w:rPr>
+        <w:rFonts w:ascii="Wingdings" w:hAnsi="Wingdings" w:hint="default"/>
+        <w:sz w:val="20"/>
+      </w:rPr>
+    </w:lvl>
+    <w:lvl w:ilvl="7" w:tentative="1">
+      <w:start w:val="1"/>
+      <w:numFmt w:val="bullet"/>
+      <w:lvlText w:val=""/>
+      <w:lvlJc w:val="left"/>
+      <w:pPr>
+        <w:tabs>
+          <w:tab w:val="num" w:pos="5760"/>
+        </w:tabs>
+        <w:ind w:left="5760" w:hanging="360"/>
+      </w:pPr>
+      <w:rPr>
+        <w:rFonts w:ascii="Wingdings" w:hAnsi="Wingdings" w:hint="default"/>
+        <w:sz w:val="20"/>
+      </w:rPr>
+    </w:lvl>
+    <w:lvl w:ilvl="8" w:tentative="1">
+      <w:start w:val="1"/>
+      <w:numFmt w:val="bullet"/>
+      <w:lvlText w:val=""/>
+      <w:lvlJc w:val="left"/>
+      <w:pPr>
+        <w:tabs>
+          <w:tab w:val="num" w:pos="6480"/>
+        </w:tabs>
+        <w:ind w:left="6480" w:hanging="360"/>
+      </w:pPr>
+      <w:rPr>
+        <w:rFonts w:ascii="Wingdings" w:hAnsi="Wingdings" w:hint="default"/>
+        <w:sz w:val="20"/>
+      </w:rPr>
+    </w:lvl>
+  </w:abstractNum>
+  <w:abstractNum w:abstractNumId="1" w15:restartNumberingAfterBreak="0">
+    <w:nsid w:val="16920647"/>
+    <w:multiLevelType w:val="multilevel"/>
+    <w:tmpl w:val="12C20A18"/>
+    <w:lvl w:ilvl="0">
+      <w:start w:val="1"/>
+      <w:numFmt w:val="bullet"/>
+      <w:lvlText w:val=""/>
+      <w:lvlJc w:val="left"/>
+      <w:pPr>
+        <w:tabs>
+          <w:tab w:val="num" w:pos="720"/>
+        </w:tabs>
+        <w:ind w:left="720" w:hanging="360"/>
+      </w:pPr>
+      <w:rPr>
+        <w:rFonts w:ascii="Symbol" w:hAnsi="Symbol" w:hint="default"/>
+        <w:sz w:val="20"/>
+      </w:rPr>
+    </w:lvl>
+    <w:lvl w:ilvl="1" w:tentative="1">
+      <w:start w:val="1"/>
+      <w:numFmt w:val="bullet"/>
+      <w:lvlText w:val="o"/>
+      <w:lvlJc w:val="left"/>
+      <w:pPr>
+        <w:tabs>
+          <w:tab w:val="num" w:pos="1440"/>
+        </w:tabs>
+        <w:ind w:left="1440" w:hanging="360"/>
+      </w:pPr>
+      <w:rPr>
+        <w:rFonts w:ascii="Courier New" w:hAnsi="Courier New" w:hint="default"/>
+        <w:sz w:val="20"/>
+      </w:rPr>
+    </w:lvl>
+    <w:lvl w:ilvl="2" w:tentative="1">
+      <w:start w:val="1"/>
+      <w:numFmt w:val="bullet"/>
+      <w:lvlText w:val=""/>
+      <w:lvlJc w:val="left"/>
+      <w:pPr>
+        <w:tabs>
+          <w:tab w:val="num" w:pos="2160"/>
+        </w:tabs>
+        <w:ind w:left="2160" w:hanging="360"/>
+      </w:pPr>
+      <w:rPr>
+        <w:rFonts w:ascii="Wingdings" w:hAnsi="Wingdings" w:hint="default"/>
+        <w:sz w:val="20"/>
+      </w:rPr>
+    </w:lvl>
+    <w:lvl w:ilvl="3" w:tentative="1">
+      <w:start w:val="1"/>
+      <w:numFmt w:val="bullet"/>
+      <w:lvlText w:val=""/>
+      <w:lvlJc w:val="left"/>
+      <w:pPr>
+        <w:tabs>
+          <w:tab w:val="num" w:pos="2880"/>
+        </w:tabs>
+        <w:ind w:left="2880" w:hanging="360"/>
+      </w:pPr>
+      <w:rPr>
+        <w:rFonts w:ascii="Wingdings" w:hAnsi="Wingdings" w:hint="default"/>
+        <w:sz w:val="20"/>
+      </w:rPr>
+    </w:lvl>
+    <w:lvl w:ilvl="4" w:tentative="1">
+      <w:start w:val="1"/>
+      <w:numFmt w:val="bullet"/>
+      <w:lvlText w:val=""/>
+      <w:lvlJc w:val="left"/>
+      <w:pPr>
+        <w:tabs>
+          <w:tab w:val="num" w:pos="3600"/>
+        </w:tabs>
+        <w:ind w:left="3600" w:hanging="360"/>
+      </w:pPr>
+      <w:rPr>
+        <w:rFonts w:ascii="Wingdings" w:hAnsi="Wingdings" w:hint="default"/>
+        <w:sz w:val="20"/>
+      </w:rPr>
+    </w:lvl>
+    <w:lvl w:ilvl="5" w:tentative="1">
+      <w:start w:val="1"/>
+      <w:numFmt w:val="bullet"/>
+      <w:lvlText w:val=""/>
+      <w:lvlJc w:val="left"/>
+      <w:pPr>
+        <w:tabs>
+          <w:tab w:val="num" w:pos="4320"/>
+        </w:tabs>
+        <w:ind w:left="4320" w:hanging="360"/>
+      </w:pPr>
+      <w:rPr>
+        <w:rFonts w:ascii="Wingdings" w:hAnsi="Wingdings" w:hint="default"/>
+        <w:sz w:val="20"/>
+      </w:rPr>
+    </w:lvl>
+    <w:lvl w:ilvl="6" w:tentative="1">
+      <w:start w:val="1"/>
+      <w:numFmt w:val="bullet"/>
+      <w:lvlText w:val=""/>
+      <w:lvlJc w:val="left"/>
+      <w:pPr>
+        <w:tabs>
+          <w:tab w:val="num" w:pos="5040"/>
+        </w:tabs>
+        <w:ind w:left="5040" w:hanging="360"/>
+      </w:pPr>
+      <w:rPr>
+        <w:rFonts w:ascii="Wingdings" w:hAnsi="Wingdings" w:hint="default"/>
+        <w:sz w:val="20"/>
+      </w:rPr>
+    </w:lvl>
+    <w:lvl w:ilvl="7" w:tentative="1">
+      <w:start w:val="1"/>
+      <w:numFmt w:val="bullet"/>
+      <w:lvlText w:val=""/>
+      <w:lvlJc w:val="left"/>
+      <w:pPr>
+        <w:tabs>
+          <w:tab w:val="num" w:pos="5760"/>
+        </w:tabs>
+        <w:ind w:left="5760" w:hanging="360"/>
+      </w:pPr>
+      <w:rPr>
+        <w:rFonts w:ascii="Wingdings" w:hAnsi="Wingdings" w:hint="default"/>
+        <w:sz w:val="20"/>
+      </w:rPr>
+    </w:lvl>
+    <w:lvl w:ilvl="8" w:tentative="1">
+      <w:start w:val="1"/>
+      <w:numFmt w:val="bullet"/>
+      <w:lvlText w:val=""/>
+      <w:lvlJc w:val="left"/>
+      <w:pPr>
+        <w:tabs>
+          <w:tab w:val="num" w:pos="6480"/>
+        </w:tabs>
+        <w:ind w:left="6480" w:hanging="360"/>
+      </w:pPr>
+      <w:rPr>
+        <w:rFonts w:ascii="Wingdings" w:hAnsi="Wingdings" w:hint="default"/>
+        <w:sz w:val="20"/>
+      </w:rPr>
+    </w:lvl>
+  </w:abstractNum>
+  <w:abstractNum w:abstractNumId="2" w15:restartNumberingAfterBreak="0">
+    <w:nsid w:val="491A36D8"/>
+    <w:multiLevelType w:val="multilevel"/>
+    <w:tmpl w:val="866C61D6"/>
+    <w:lvl w:ilvl="0">
+      <w:start w:val="1"/>
+      <w:numFmt w:val="bullet"/>
+      <w:lvlText w:val=""/>
+      <w:lvlJc w:val="left"/>
+      <w:pPr>
+        <w:tabs>
+          <w:tab w:val="num" w:pos="720"/>
+        </w:tabs>
+        <w:ind w:left="720" w:hanging="360"/>
+      </w:pPr>
+      <w:rPr>
+        <w:rFonts w:ascii="Symbol" w:hAnsi="Symbol" w:hint="default"/>
+        <w:sz w:val="20"/>
+      </w:rPr>
+    </w:lvl>
+    <w:lvl w:ilvl="1" w:tentative="1">
+      <w:start w:val="1"/>
+      <w:numFmt w:val="bullet"/>
+      <w:lvlText w:val="o"/>
+      <w:lvlJc w:val="left"/>
+      <w:pPr>
+        <w:tabs>
+          <w:tab w:val="num" w:pos="1440"/>
+        </w:tabs>
+        <w:ind w:left="1440" w:hanging="360"/>
+      </w:pPr>
+      <w:rPr>
+        <w:rFonts w:ascii="Courier New" w:hAnsi="Courier New" w:hint="default"/>
+        <w:sz w:val="20"/>
+      </w:rPr>
+    </w:lvl>
+    <w:lvl w:ilvl="2" w:tentative="1">
+      <w:start w:val="1"/>
+      <w:numFmt w:val="bullet"/>
+      <w:lvlText w:val=""/>
+      <w:lvlJc w:val="left"/>
+      <w:pPr>
+        <w:tabs>
+          <w:tab w:val="num" w:pos="2160"/>
+        </w:tabs>
+        <w:ind w:left="2160" w:hanging="360"/>
+      </w:pPr>
+      <w:rPr>
+        <w:rFonts w:ascii="Wingdings" w:hAnsi="Wingdings" w:hint="default"/>
+        <w:sz w:val="20"/>
+      </w:rPr>
+    </w:lvl>
+    <w:lvl w:ilvl="3" w:tentative="1">
+      <w:start w:val="1"/>
+      <w:numFmt w:val="bullet"/>
+      <w:lvlText w:val=""/>
+      <w:lvlJc w:val="left"/>
+      <w:pPr>
+        <w:tabs>
+          <w:tab w:val="num" w:pos="2880"/>
+        </w:tabs>
+        <w:ind w:left="2880" w:hanging="360"/>
+      </w:pPr>
+      <w:rPr>
+        <w:rFonts w:ascii="Wingdings" w:hAnsi="Wingdings" w:hint="default"/>
+        <w:sz w:val="20"/>
+      </w:rPr>
+    </w:lvl>
+    <w:lvl w:ilvl="4" w:tentative="1">
+      <w:start w:val="1"/>
+      <w:numFmt w:val="bullet"/>
+      <w:lvlText w:val=""/>
+      <w:lvlJc w:val="left"/>
+      <w:pPr>
+        <w:tabs>
+          <w:tab w:val="num" w:pos="3600"/>
+        </w:tabs>
+        <w:ind w:left="3600" w:hanging="360"/>
+      </w:pPr>
+      <w:rPr>
+        <w:rFonts w:ascii="Wingdings" w:hAnsi="Wingdings" w:hint="default"/>
+        <w:sz w:val="20"/>
+      </w:rPr>
+    </w:lvl>
+    <w:lvl w:ilvl="5" w:tentative="1">
+      <w:start w:val="1"/>
+      <w:numFmt w:val="bullet"/>
+      <w:lvlText w:val=""/>
+      <w:lvlJc w:val="left"/>
+      <w:pPr>
+        <w:tabs>
+          <w:tab w:val="num" w:pos="4320"/>
+        </w:tabs>
+        <w:ind w:left="4320" w:hanging="360"/>
+      </w:pPr>
+      <w:rPr>
+        <w:rFonts w:ascii="Wingdings" w:hAnsi="Wingdings" w:hint="default"/>
+        <w:sz w:val="20"/>
+      </w:rPr>
+    </w:lvl>
+    <w:lvl w:ilvl="6" w:tentative="1">
+      <w:start w:val="1"/>
+      <w:numFmt w:val="bullet"/>
+      <w:lvlText w:val=""/>
+      <w:lvlJc w:val="left"/>
+      <w:pPr>
+        <w:tabs>
+          <w:tab w:val="num" w:pos="5040"/>
+        </w:tabs>
+        <w:ind w:left="5040" w:hanging="360"/>
+      </w:pPr>
+      <w:rPr>
+        <w:rFonts w:ascii="Wingdings" w:hAnsi="Wingdings" w:hint="default"/>
+        <w:sz w:val="20"/>
+      </w:rPr>
+    </w:lvl>
+    <w:lvl w:ilvl="7" w:tentative="1">
+      <w:start w:val="1"/>
+      <w:numFmt w:val="bullet"/>
+      <w:lvlText w:val=""/>
+      <w:lvlJc w:val="left"/>
+      <w:pPr>
+        <w:tabs>
+          <w:tab w:val="num" w:pos="5760"/>
+        </w:tabs>
+        <w:ind w:left="5760" w:hanging="360"/>
+      </w:pPr>
+      <w:rPr>
+        <w:rFonts w:ascii="Wingdings" w:hAnsi="Wingdings" w:hint="default"/>
+        <w:sz w:val="20"/>
+      </w:rPr>
+    </w:lvl>
+    <w:lvl w:ilvl="8" w:tentative="1">
+      <w:start w:val="1"/>
+      <w:numFmt w:val="bullet"/>
+      <w:lvlText w:val=""/>
+      <w:lvlJc w:val="left"/>
+      <w:pPr>
+        <w:tabs>
+          <w:tab w:val="num" w:pos="6480"/>
+        </w:tabs>
+        <w:ind w:left="6480" w:hanging="360"/>
+      </w:pPr>
+      <w:rPr>
+        <w:rFonts w:ascii="Wingdings" w:hAnsi="Wingdings" w:hint="default"/>
+        <w:sz w:val="20"/>
+      </w:rPr>
+    </w:lvl>
+  </w:abstractNum>
+  <w:abstractNum w:abstractNumId="3" w15:restartNumberingAfterBreak="0">
+    <w:nsid w:val="55B66FA6"/>
+    <w:multiLevelType w:val="multilevel"/>
+    <w:tmpl w:val="ED740A14"/>
+    <w:lvl w:ilvl="0">
+      <w:start w:val="1"/>
+      <w:numFmt w:val="bullet"/>
+      <w:lvlText w:val=""/>
+      <w:lvlJc w:val="left"/>
+      <w:pPr>
+        <w:tabs>
+          <w:tab w:val="num" w:pos="720"/>
+        </w:tabs>
+        <w:ind w:left="720" w:hanging="360"/>
+      </w:pPr>
+      <w:rPr>
+        <w:rFonts w:ascii="Symbol" w:hAnsi="Symbol" w:hint="default"/>
+        <w:sz w:val="20"/>
+      </w:rPr>
+    </w:lvl>
+    <w:lvl w:ilvl="1" w:tentative="1">
+      <w:start w:val="1"/>
+      <w:numFmt w:val="bullet"/>
+      <w:lvlText w:val="o"/>
+      <w:lvlJc w:val="left"/>
+      <w:pPr>
+        <w:tabs>
+          <w:tab w:val="num" w:pos="1440"/>
+        </w:tabs>
+        <w:ind w:left="1440" w:hanging="360"/>
+      </w:pPr>
+      <w:rPr>
+        <w:rFonts w:ascii="Courier New" w:hAnsi="Courier New" w:hint="default"/>
+        <w:sz w:val="20"/>
+      </w:rPr>
+    </w:lvl>
+    <w:lvl w:ilvl="2" w:tentative="1">
+      <w:start w:val="1"/>
+      <w:numFmt w:val="bullet"/>
+      <w:lvlText w:val=""/>
+      <w:lvlJc w:val="left"/>
+      <w:pPr>
+        <w:tabs>
+          <w:tab w:val="num" w:pos="2160"/>
+        </w:tabs>
+        <w:ind w:left="2160" w:hanging="360"/>
+      </w:pPr>
+      <w:rPr>
+        <w:rFonts w:ascii="Wingdings" w:hAnsi="Wingdings" w:hint="default"/>
+        <w:sz w:val="20"/>
+      </w:rPr>
+    </w:lvl>
+    <w:lvl w:ilvl="3" w:tentative="1">
+      <w:start w:val="1"/>
+      <w:numFmt w:val="bullet"/>
+      <w:lvlText w:val=""/>
+      <w:lvlJc w:val="left"/>
+      <w:pPr>
+        <w:tabs>
+          <w:tab w:val="num" w:pos="2880"/>
+        </w:tabs>
+        <w:ind w:left="2880" w:hanging="360"/>
+      </w:pPr>
+      <w:rPr>
+        <w:rFonts w:ascii="Wingdings" w:hAnsi="Wingdings" w:hint="default"/>
+        <w:sz w:val="20"/>
+      </w:rPr>
+    </w:lvl>
+    <w:lvl w:ilvl="4" w:tentative="1">
+      <w:start w:val="1"/>
+      <w:numFmt w:val="bullet"/>
+      <w:lvlText w:val=""/>
+      <w:lvlJc w:val="left"/>
+      <w:pPr>
+        <w:tabs>
+          <w:tab w:val="num" w:pos="3600"/>
+        </w:tabs>
+        <w:ind w:left="3600" w:hanging="360"/>
+      </w:pPr>
+      <w:rPr>
+        <w:rFonts w:ascii="Wingdings" w:hAnsi="Wingdings" w:hint="default"/>
+        <w:sz w:val="20"/>
+      </w:rPr>
+    </w:lvl>
+    <w:lvl w:ilvl="5" w:tentative="1">
+      <w:start w:val="1"/>
+      <w:numFmt w:val="bullet"/>
+      <w:lvlText w:val=""/>
+      <w:lvlJc w:val="left"/>
+      <w:pPr>
+        <w:tabs>
+          <w:tab w:val="num" w:pos="4320"/>
+        </w:tabs>
+        <w:ind w:left="4320" w:hanging="360"/>
+      </w:pPr>
+      <w:rPr>
+        <w:rFonts w:ascii="Wingdings" w:hAnsi="Wingdings" w:hint="default"/>
+        <w:sz w:val="20"/>
+      </w:rPr>
+    </w:lvl>
+    <w:lvl w:ilvl="6" w:tentative="1">
+      <w:start w:val="1"/>
+      <w:numFmt w:val="bullet"/>
+      <w:lvlText w:val=""/>
+      <w:lvlJc w:val="left"/>
+      <w:pPr>
+        <w:tabs>
+          <w:tab w:val="num" w:pos="5040"/>
+        </w:tabs>
+        <w:ind w:left="5040" w:hanging="360"/>
+      </w:pPr>
+      <w:rPr>
+        <w:rFonts w:ascii="Wingdings" w:hAnsi="Wingdings" w:hint="default"/>
+        <w:sz w:val="20"/>
+      </w:rPr>
+    </w:lvl>
+    <w:lvl w:ilvl="7" w:tentative="1">
+      <w:start w:val="1"/>
+      <w:numFmt w:val="bullet"/>
+      <w:lvlText w:val=""/>
+      <w:lvlJc w:val="left"/>
+      <w:pPr>
+        <w:tabs>
+          <w:tab w:val="num" w:pos="5760"/>
+        </w:tabs>
+        <w:ind w:left="5760" w:hanging="360"/>
+      </w:pPr>
+      <w:rPr>
+        <w:rFonts w:ascii="Wingdings" w:hAnsi="Wingdings" w:hint="default"/>
+        <w:sz w:val="20"/>
+      </w:rPr>
+    </w:lvl>
+    <w:lvl w:ilvl="8" w:tentative="1">
+      <w:start w:val="1"/>
+      <w:numFmt w:val="bullet"/>
+      <w:lvlText w:val=""/>
+      <w:lvlJc w:val="left"/>
+      <w:pPr>
+        <w:tabs>
+          <w:tab w:val="num" w:pos="6480"/>
+        </w:tabs>
+        <w:ind w:left="6480" w:hanging="360"/>
+      </w:pPr>
+      <w:rPr>
+        <w:rFonts w:ascii="Wingdings" w:hAnsi="Wingdings" w:hint="default"/>
+        <w:sz w:val="20"/>
+      </w:rPr>
+    </w:lvl>
+  </w:abstractNum>
+  <w:abstractNum w:abstractNumId="4" w15:restartNumberingAfterBreak="0">
+    <w:nsid w:val="5658285E"/>
+    <w:multiLevelType w:val="multilevel"/>
+    <w:tmpl w:val="910AC750"/>
+    <w:lvl w:ilvl="0">
+      <w:start w:val="1"/>
+      <w:numFmt w:val="bullet"/>
+      <w:lvlText w:val=""/>
+      <w:lvlJc w:val="left"/>
+      <w:pPr>
+        <w:tabs>
+          <w:tab w:val="num" w:pos="720"/>
+        </w:tabs>
+        <w:ind w:left="720" w:hanging="360"/>
+      </w:pPr>
+      <w:rPr>
+        <w:rFonts w:ascii="Symbol" w:hAnsi="Symbol" w:hint="default"/>
+        <w:sz w:val="20"/>
+      </w:rPr>
+    </w:lvl>
+    <w:lvl w:ilvl="1" w:tentative="1">
+      <w:start w:val="1"/>
+      <w:numFmt w:val="bullet"/>
+      <w:lvlText w:val="o"/>
+      <w:lvlJc w:val="left"/>
+      <w:pPr>
+        <w:tabs>
+          <w:tab w:val="num" w:pos="1440"/>
+        </w:tabs>
+        <w:ind w:left="1440" w:hanging="360"/>
+      </w:pPr>
+      <w:rPr>
+        <w:rFonts w:ascii="Courier New" w:hAnsi="Courier New" w:hint="default"/>
+        <w:sz w:val="20"/>
+      </w:rPr>
+    </w:lvl>
+    <w:lvl w:ilvl="2" w:tentative="1">
+      <w:start w:val="1"/>
+      <w:numFmt w:val="bullet"/>
+      <w:lvlText w:val=""/>
+      <w:lvlJc w:val="left"/>
+      <w:pPr>
+        <w:tabs>
+          <w:tab w:val="num" w:pos="2160"/>
+        </w:tabs>
+        <w:ind w:left="2160" w:hanging="360"/>
+      </w:pPr>
+      <w:rPr>
+        <w:rFonts w:ascii="Wingdings" w:hAnsi="Wingdings" w:hint="default"/>
+        <w:sz w:val="20"/>
+      </w:rPr>
+    </w:lvl>
+    <w:lvl w:ilvl="3" w:tentative="1">
+      <w:start w:val="1"/>
+      <w:numFmt w:val="bullet"/>
+      <w:lvlText w:val=""/>
+      <w:lvlJc w:val="left"/>
+      <w:pPr>
+        <w:tabs>
+          <w:tab w:val="num" w:pos="2880"/>
+        </w:tabs>
+        <w:ind w:left="2880" w:hanging="360"/>
+      </w:pPr>
+      <w:rPr>
+        <w:rFonts w:ascii="Wingdings" w:hAnsi="Wingdings" w:hint="default"/>
+        <w:sz w:val="20"/>
+      </w:rPr>
+    </w:lvl>
+    <w:lvl w:ilvl="4" w:tentative="1">
+      <w:start w:val="1"/>
+      <w:numFmt w:val="bullet"/>
+      <w:lvlText w:val=""/>
+      <w:lvlJc w:val="left"/>
+      <w:pPr>
+        <w:tabs>
+          <w:tab w:val="num" w:pos="3600"/>
+        </w:tabs>
+        <w:ind w:left="3600" w:hanging="360"/>
+      </w:pPr>
+      <w:rPr>
+        <w:rFonts w:ascii="Wingdings" w:hAnsi="Wingdings" w:hint="default"/>
+        <w:sz w:val="20"/>
+      </w:rPr>
+    </w:lvl>
+    <w:lvl w:ilvl="5" w:tentative="1">
+      <w:start w:val="1"/>
+      <w:numFmt w:val="bullet"/>
+      <w:lvlText w:val=""/>
+      <w:lvlJc w:val="left"/>
+      <w:pPr>
+        <w:tabs>
+          <w:tab w:val="num" w:pos="4320"/>
+        </w:tabs>
+        <w:ind w:left="4320" w:hanging="360"/>
+      </w:pPr>
+      <w:rPr>
+        <w:rFonts w:ascii="Wingdings" w:hAnsi="Wingdings" w:hint="default"/>
+        <w:sz w:val="20"/>
+      </w:rPr>
+    </w:lvl>
+    <w:lvl w:ilvl="6" w:tentative="1">
+      <w:start w:val="1"/>
+      <w:numFmt w:val="bullet"/>
+      <w:lvlText w:val=""/>
+      <w:lvlJc w:val="left"/>
+      <w:pPr>
+        <w:tabs>
+          <w:tab w:val="num" w:pos="5040"/>
+        </w:tabs>
+        <w:ind w:left="5040" w:hanging="360"/>
+      </w:pPr>
+      <w:rPr>
+        <w:rFonts w:ascii="Wingdings" w:hAnsi="Wingdings" w:hint="default"/>
+        <w:sz w:val="20"/>
+      </w:rPr>
+    </w:lvl>
+    <w:lvl w:ilvl="7" w:tentative="1">
+      <w:start w:val="1"/>
+      <w:numFmt w:val="bullet"/>
+      <w:lvlText w:val=""/>
+      <w:lvlJc w:val="left"/>
+      <w:pPr>
+        <w:tabs>
+          <w:tab w:val="num" w:pos="5760"/>
+        </w:tabs>
+        <w:ind w:left="5760" w:hanging="360"/>
+      </w:pPr>
+      <w:rPr>
+        <w:rFonts w:ascii="Wingdings" w:hAnsi="Wingdings" w:hint="default"/>
+        <w:sz w:val="20"/>
+      </w:rPr>
+    </w:lvl>
+    <w:lvl w:ilvl="8" w:tentative="1">
+      <w:start w:val="1"/>
+      <w:numFmt w:val="bullet"/>
+      <w:lvlText w:val=""/>
+      <w:lvlJc w:val="left"/>
+      <w:pPr>
+        <w:tabs>
+          <w:tab w:val="num" w:pos="6480"/>
+        </w:tabs>
+        <w:ind w:left="6480" w:hanging="360"/>
+      </w:pPr>
+      <w:rPr>
+        <w:rFonts w:ascii="Wingdings" w:hAnsi="Wingdings" w:hint="default"/>
+        <w:sz w:val="20"/>
+      </w:rPr>
+    </w:lvl>
+  </w:abstractNum>
+  <w:num w:numId="1" w16cid:durableId="1794983645">
+    <w:abstractNumId w:val="0"/>
+  </w:num>
+  <w:num w:numId="2" w16cid:durableId="1493568691">
+    <w:abstractNumId w:val="2"/>
+  </w:num>
+  <w:num w:numId="3" w16cid:durableId="111636631">
+    <w:abstractNumId w:val="3"/>
+  </w:num>
+  <w:num w:numId="4" w16cid:durableId="1006398333">
+    <w:abstractNumId w:val="1"/>
+  </w:num>
+  <w:num w:numId="5" w16cid:durableId="1780103843">
+    <w:abstractNumId w:val="4"/>
+  </w:num>
+</w:numbering>
 </file>
 
 <file path=word/styles.xml><?xml version="1.0" encoding="utf-8"?>
@@ -718,7 +1994,6 @@
   <w:style w:type="character" w:default="1" w:styleId="Fuentedeprrafopredeter">
     <w:name w:val="Default Paragraph Font"/>
     <w:uiPriority w:val="1"/>
-    <w:semiHidden/>
     <w:unhideWhenUsed/>
   </w:style>
   <w:style w:type="table" w:default="1" w:styleId="Tablanormal">

--- a/Iniciación WEB.docx
+++ b/Iniciación WEB.docx
@@ -101,14 +101,9 @@
       <w:r>
         <w:t xml:space="preserve"> </w:t>
       </w:r>
-      <w:proofErr w:type="spellStart"/>
       <w:proofErr w:type="gramStart"/>
       <w:r>
-        <w:t>add</w:t>
-      </w:r>
-      <w:proofErr w:type="spellEnd"/>
-      <w:r>
-        <w:t xml:space="preserve"> .</w:t>
+        <w:t>add .</w:t>
       </w:r>
       <w:proofErr w:type="gramEnd"/>
       <w:r>
@@ -131,7 +126,7 @@
         <w:t xml:space="preserve"> -m "</w:t>
       </w:r>
       <w:r>
-        <w:t>cambio logo</w:t>
+        <w:t>creado el módulo cliente</w:t>
       </w:r>
       <w:r>
         <w:t>"</w:t>
@@ -615,6 +610,27 @@
           <w:lang w:val="es-MX"/>
         </w:rPr>
       </w:pPr>
+      <w:proofErr w:type="spellStart"/>
+      <w:r>
+        <w:t>npx</w:t>
+      </w:r>
+      <w:proofErr w:type="spellEnd"/>
+      <w:r>
+        <w:t xml:space="preserve"> prisma </w:t>
+      </w:r>
+      <w:proofErr w:type="spellStart"/>
+      <w:r>
+        <w:t>studio</w:t>
+      </w:r>
+      <w:proofErr w:type="spellEnd"/>
+      <w:r>
+        <w:t xml:space="preserve"> / para levantar la base de datos </w:t>
+      </w:r>
+      <w:proofErr w:type="spellStart"/>
+      <w:r>
+        <w:t>viaulmente</w:t>
+      </w:r>
+      <w:proofErr w:type="spellEnd"/>
     </w:p>
     <w:sectPr>
       <w:pgSz w:w="12240" w:h="15840"/>
